--- a/docs/tables/auc3/sec10_disc_summary.docx
+++ b/docs/tables/auc3/sec10_disc_summary.docx
@@ -581,7 +581,7 @@
                 <w:szCs w:val="22"/>
                 <w:color w:val="000000"/>
               </w:rPr>
-              <w:t xml:space="preserve">143</w:t>
+              <w:t xml:space="preserve">142</w:t>
             </w:r>
           </w:p>
         </w:tc>
@@ -687,7 +687,7 @@
                 <w:szCs w:val="22"/>
                 <w:color w:val="000000"/>
               </w:rPr>
-              <w:t xml:space="preserve">62</w:t>
+              <w:t xml:space="preserve">61</w:t>
             </w:r>
           </w:p>
         </w:tc>
@@ -740,7 +740,7 @@
                 <w:szCs w:val="22"/>
                 <w:color w:val="000000"/>
               </w:rPr>
-              <w:t xml:space="preserve">0.97 (0.77, 1.22)</w:t>
+              <w:t xml:space="preserve">0.98 (0.78, 1.23)</w:t>
             </w:r>
           </w:p>
         </w:tc>
@@ -793,7 +793,7 @@
                 <w:szCs w:val="22"/>
                 <w:color w:val="000000"/>
               </w:rPr>
-              <w:t xml:space="preserve">0.790</w:t>
+              <w:t xml:space="preserve">0.873</w:t>
             </w:r>
           </w:p>
         </w:tc>
@@ -958,7 +958,7 @@
                 <w:szCs w:val="22"/>
                 <w:color w:val="000000"/>
               </w:rPr>
-              <w:t xml:space="preserve">143</w:t>
+              <w:t xml:space="preserve">142</w:t>
             </w:r>
           </w:p>
         </w:tc>
@@ -1117,7 +1117,7 @@
                 <w:szCs w:val="22"/>
                 <w:color w:val="000000"/>
               </w:rPr>
-              <w:t xml:space="preserve">1.64 (1.00, 2.69)</w:t>
+              <w:t xml:space="preserve">1.63 (0.99, 2.67)</w:t>
             </w:r>
           </w:p>
         </w:tc>
@@ -1170,7 +1170,7 @@
                 <w:szCs w:val="22"/>
                 <w:color w:val="000000"/>
               </w:rPr>
-              <w:t xml:space="preserve">0.049</w:t>
+              <w:t xml:space="preserve">0.056</w:t>
             </w:r>
           </w:p>
         </w:tc>
@@ -1335,7 +1335,7 @@
                 <w:szCs w:val="22"/>
                 <w:color w:val="000000"/>
               </w:rPr>
-              <w:t xml:space="preserve">143</w:t>
+              <w:t xml:space="preserve">142</w:t>
             </w:r>
           </w:p>
         </w:tc>
@@ -2089,7 +2089,7 @@
                 <w:szCs w:val="22"/>
                 <w:color w:val="000000"/>
               </w:rPr>
-              <w:t xml:space="preserve">143</w:t>
+              <w:t xml:space="preserve">142</w:t>
             </w:r>
           </w:p>
         </w:tc>
@@ -2466,7 +2466,7 @@
                 <w:szCs w:val="22"/>
                 <w:color w:val="000000"/>
               </w:rPr>
-              <w:t xml:space="preserve">143</w:t>
+              <w:t xml:space="preserve">142</w:t>
             </w:r>
           </w:p>
         </w:tc>
@@ -2843,7 +2843,7 @@
                 <w:szCs w:val="22"/>
                 <w:color w:val="000000"/>
               </w:rPr>
-              <w:t xml:space="preserve">143</w:t>
+              <w:t xml:space="preserve">142</w:t>
             </w:r>
           </w:p>
         </w:tc>
@@ -2949,7 +2949,7 @@
                 <w:szCs w:val="22"/>
                 <w:color w:val="000000"/>
               </w:rPr>
-              <w:t xml:space="preserve">64</w:t>
+              <w:t xml:space="preserve">63</w:t>
             </w:r>
           </w:p>
         </w:tc>
@@ -3002,7 +3002,7 @@
                 <w:szCs w:val="22"/>
                 <w:color w:val="000000"/>
               </w:rPr>
-              <w:t xml:space="preserve">1.12 (0.91, 1.37)</w:t>
+              <w:t xml:space="preserve">1.13 (0.92, 1.39)</w:t>
             </w:r>
           </w:p>
         </w:tc>
@@ -3055,7 +3055,7 @@
                 <w:szCs w:val="22"/>
                 <w:color w:val="000000"/>
               </w:rPr>
-              <w:t xml:space="preserve">0.286</w:t>
+              <w:t xml:space="preserve">0.236</w:t>
             </w:r>
           </w:p>
         </w:tc>
@@ -3220,7 +3220,7 @@
                 <w:szCs w:val="22"/>
                 <w:color w:val="000000"/>
               </w:rPr>
-              <w:t xml:space="preserve">143</w:t>
+              <w:t xml:space="preserve">142</w:t>
             </w:r>
           </w:p>
         </w:tc>
@@ -3379,7 +3379,7 @@
                 <w:szCs w:val="22"/>
                 <w:color w:val="000000"/>
               </w:rPr>
-              <w:t xml:space="preserve">1.70 (1.15, 2.49)</w:t>
+              <w:t xml:space="preserve">1.69 (1.15, 2.48)</w:t>
             </w:r>
           </w:p>
         </w:tc>
@@ -3597,7 +3597,7 @@
                 <w:szCs w:val="22"/>
                 <w:color w:val="000000"/>
               </w:rPr>
-              <w:t xml:space="preserve">143</w:t>
+              <w:t xml:space="preserve">142</w:t>
             </w:r>
           </w:p>
         </w:tc>
@@ -3756,7 +3756,7 @@
                 <w:szCs w:val="22"/>
                 <w:color w:val="000000"/>
               </w:rPr>
-              <w:t xml:space="preserve">1.28 (0.91, 1.79)</w:t>
+              <w:t xml:space="preserve">1.27 (0.90, 1.79)</w:t>
             </w:r>
           </w:p>
         </w:tc>
@@ -3809,7 +3809,7 @@
                 <w:szCs w:val="22"/>
                 <w:color w:val="000000"/>
               </w:rPr>
-              <w:t xml:space="preserve">0.157</w:t>
+              <w:t xml:space="preserve">0.176</w:t>
             </w:r>
           </w:p>
         </w:tc>
@@ -3974,7 +3974,7 @@
                 <w:szCs w:val="22"/>
                 <w:color w:val="000000"/>
               </w:rPr>
-              <w:t xml:space="preserve">143</w:t>
+              <w:t xml:space="preserve">142</w:t>
             </w:r>
           </w:p>
         </w:tc>
@@ -4133,7 +4133,7 @@
                 <w:szCs w:val="22"/>
                 <w:color w:val="000000"/>
               </w:rPr>
-              <w:t xml:space="preserve">1.18 (0.76, 1.85)</w:t>
+              <w:t xml:space="preserve">1.17 (0.74, 1.84)</w:t>
             </w:r>
           </w:p>
         </w:tc>
@@ -4186,7 +4186,7 @@
                 <w:szCs w:val="22"/>
                 <w:color w:val="000000"/>
               </w:rPr>
-              <w:t xml:space="preserve">0.459</w:t>
+              <w:t xml:space="preserve">0.498</w:t>
             </w:r>
           </w:p>
         </w:tc>
@@ -4351,7 +4351,7 @@
                 <w:szCs w:val="22"/>
                 <w:color w:val="000000"/>
               </w:rPr>
-              <w:t xml:space="preserve">143</w:t>
+              <w:t xml:space="preserve">142</w:t>
             </w:r>
           </w:p>
         </w:tc>
